--- a/corpus/synthetic/parse__006.docx
+++ b/corpus/synthetic/parse__006.docx
@@ -3,29 +3,12 @@
 <w:document xmlns:w="http://schemas.openxmlformats.org/wordprocessingml/2006/main" xmlns:r="http://schemas.openxmlformats.org/officeDocument/2006/relationships" xmlns:wp="http://schemas.openxmlformats.org/drawingml/2006/wordprocessingDrawing" xmlns:a="http://schemas.openxmlformats.org/drawingml/2006/main" xmlns:pic="http://schemas.openxmlformats.org/drawingml/2006/picture" xmlns:m="http://schemas.openxmlformats.org/officeDocument/2006/math">
   <w:body>
     <w:p>
-      <w:r>
-        <w:t>before</w:t>
-      </w:r>
-    </w:p>
-    <w:p>
       <w:pPr>
-        <w:rPr>
-          <w:sz w:val="2"/>
-        </w:rPr>
+        <w:pStyle w:val="ChapterTitle"/>
+        <w:pageBreakBefore w:val="0"/>
       </w:pPr>
       <w:r>
-        <w:rPr>
-          <w:sz w:val="4"/>
-        </w:rPr>
-        <w:t/>
-      </w:r>
-    </w:p>
-    <w:p>
-      <w:r>
-        <w:rPr>
-          <w:sz w:val="16"/>
-        </w:rPr>
-        <w:t/>
+        <w:t>off</w:t>
       </w:r>
     </w:p>
     <w:sectPr>
@@ -74,5 +57,18 @@
       <w:u w:val="single"/>
     </w:rPr>
   </w:style>
+  <w:style w:type="paragraph" w:styleId="ChapterTitle">
+    <w:name w:val="Chapter Title"/>
+    <w:pPr>
+      <w:pageBreakBefore/>
+    </w:pPr>
+  </w:style>
+  <w:style w:type="paragraph" w:styleId="NoBreak">
+    <w:name w:val="No Break"/>
+    <w:basedOn w:val="ChapterTitle"/>
+    <w:pPr>
+      <w:pageBreakBefore w:val="0"/>
+    </w:pPr>
+  </w:style>
 </w:styles>
 </file>